--- a/example_articles/immigration_status/Immigrant/2.immigration_status_Immigrant_New_York_Times.docx
+++ b/example_articles/immigration_status/Immigrant/2.immigration_status_Immigrant_New_York_Times.docx
@@ -7,9 +7,7 @@
         <w:pStyle w:val="Heading1"/>
       </w:pPr>
       <w:r>
-        <w:t>ART;</w:t>
-        <w:br/>
-        <w:t>Long Career With a Camera Features Changes of Perspective</w:t>
+        <w:t>How to Write a Love Letter; Tip</w:t>
       </w:r>
     </w:p>
     <w:p>
@@ -19,17 +17,17 @@
     </w:p>
     <w:p>
       <w:r>
-        <w:t>Date: 1990-08-26</w:t>
+        <w:t>Date: 2017-09-01</w:t>
       </w:r>
     </w:p>
     <w:p>
       <w:r>
-        <w:t>Section: Section 12CN; Page 24, Column 1; Connecticut Weekly Desk</w:t>
+        <w:t>Section: MAGAZINE</w:t>
       </w:r>
     </w:p>
     <w:p>
       <w:r>
-        <w:t>Source file: NYT/45.DOCX</w:t>
+        <w:t>Source file: NYT/16.DOCX</w:t>
       </w:r>
     </w:p>
     <w:p>
@@ -51,39 +49,19 @@
     </w:p>
     <w:p>
       <w:r>
-        <w:t>IN a 1982 monograph on Aaron Siskind, ''Pleasures and Terrors,'' Carl Chiarenza said his subject ''resembles nothing so much as a fruit peddler from turn-of-the-century Lower East Side Manhattan,'' but a ''well-tuned, well-rehearsed'' peddler. Refining the point, Mr. Chiarenza added that the photographer's schtick is the result of ''a lifetime of cultivation.''</w:t>
+        <w:t>''You need a minimum of one hour,'' says Sonia Cancian, an assistant professor of history at Zayed University in Dubai. Find a quiet place away from distractions and spend time just thinking about what you want to communicate. ''A letter has a remarkable way of transpiring feelings, emotions, honesty, sincerity and authenticity,'' says Cancian, who insists on the singular power of a love letter even in the era of more immediate communication methods like video chat or texting.</w:t>
         <w:br/>
-        <w:t>George Orwell affected working-class dress and attitudes in reaction to the gentry he came from and was surrounded by as a writer; the Manhattan art scene surely brought out the cowboy in Jackson Pollock. But Mr. Siskin's persona is more perverse, since it is essentially that of a poor boy who didn't make it.</w:t>
+        <w:t>You don't have to be highly educated, or a natural poet, to write about love; it is enough to be heartfelt (and a bit hyperbolic). If you feel stymied, include shared cultural references to movies, song lyrics or novels. As part of her research, Cancian reviewed roughly 450 missives sent between two young, working-­class Italian lovers between 1946 and 1949, many of them trans-­Atlantic dispatches between Venice and Mont­real that contain snippets of opera libretto.</w:t>
         <w:br/>
-        <w:t>His is a biography that would be a classic of the genre were it not devoid of ethnic schmaltz. The photographer was born of Russian-Jewish immigrants who had little English and even less interest in the intellectual well-being of their progeny. He grew up on the Lower East Side, living poor and knowing the streets well but eventually getting an education at City College, then a hotbed of radicalism.</w:t>
+        <w:t>''Play with the notion of time,'' Cancian says — love letters often describe hours spent together as going quickly and hours spent apart as painfully slow. Writing about celestial bodies like constellations can help create a sense of intimacy, as if by looking skyward you can be drawn closer together by your mutual smallness against the immensity of galaxies.</w:t>
         <w:br/>
-        <w:t>Now in his 87th year, Mr. Siskind can look back on a career that includes Social Realism as well as Socialism, three failed marriages, contact with the Abstract Expressionists and his own conversion to abstraction, together with fame and reasonable fortune as an artist. His life seems to have been fraught with angst and contradiction and busy to the point of congestion. Yet his esthetic progress has been smooth, almost traditional. No matter the era, Aaron Siskind has been part of it.</w:t>
+        <w:t>But don't get too spacey. ''You have to strike a balance between poetry and descriptions of everyday life,'' Cancian says. Many of the hundreds of migrant letters Cancian has studied read like diaries, chronicling the mundanity of work, meals, weather. Be specific. ''When you're in love with someone, you want to know what world surrounds them,'' Cancian says. A love-­letter author should always write for an audience of one, despite the existence of an academic profession in which reading other people's letters is so important.</w:t>
         <w:br/>
-        <w:t>Lacking the Social Realist pictures that the photographer did during the 1930's as a member of the Photo League, the show at the University of Hartford's Joseloff Gallery doesn't tell the whole story. But it starts in 1938 with prints from the series about the demolition of the old Civic Repertory Theater, on West 14th Street, and ends 50 years, 120-odd prints, four murals and eight portfolios later with abstract compositions.</w:t>
+        <w:t>In the post-­World War II letters Cancian researches, social mores of the time relegated sex and physical intimacy to the subtext. Today you can send erotic letters if you want, but subtlety sometimes proves more potent. ''Being very explicit about sex can take something away,'' she says. ''It leaves less to the imagination.''</w:t>
         <w:br/>
-        <w:t>At the photographer's request, the pictures are unglazed and are framed only by their mats, so the effect of this ballroom-size space filled to capacity with images, several of them three feet square or larger and most of them black and white, is, to say the least, electrifying. Abstraction dominates but not to the exclusion of figuration.</w:t>
+        <w:t>Sign up for our newsletter to get the best of The New York Times Magazine delivered to your inbox every week.</w:t>
         <w:br/>
-        <w:t>''Pleasures and Terrors of Levitation'' is a series of young men frozen against white skies on their way down to water that is out of the picture. This was done in the mid-1950's, as was the Mexican church with cobblestone walls that stands in the noonday sun, its two unrelated windows jostling each other above a line of square black holes. Returning to Mexico in the 1970's, the photographer caught an Olmec head looming among soft shadows. Pre-Columbian art may be vanishing into museums and private collections, but the distinctive crossbow-shaped mouth of this face lives on in the people.</w:t>
-        <w:br/>
-        <w:t>The still-life abstractions begin arty and a bit contrived - the withered starfish lying on a deck, a hole torn in tar paper to reveal boards, dead fish, a discarded glove - all of them done in Provincetown or Martha's Vineyard during the 40's and 50's. From the same period (and area) come the studies of rocks. Mr. Siskind could never be confused with the 19th-century photographers reporting on the geology of the West, but he shares their partiality to visual puns. A rock shaped like a standing female torso appears twice in the Gloucester Rock series, and there is at least one reclining ''Willendorf Venus.''</w:t>
-        <w:br/>
-        <w:t>Images derived from defaced and decaying walls seem to pay homage to artists like Klee, Pollock, Tworkov, Gottlieb, even Dubuffet. But some include ''asides'' to observe reality, such as stretches of sky and bits of figures. The studies of seaweed on sand, however, might as well be Alexander Calder mobiles in the making. Still, there are no such allusions in the best - the portfolio titled ''Homage to Franz Kline'' and five related images displayed on a wall. They are perfectly balanced ideograms painted black on crumbling white surfaces that the painter himself might have envied if he had seen them.</w:t>
-        <w:br/>
-        <w:t>Especially beautiful is the flowing calligraphy that the photographer discerns in the tar strips used to join the sections of roads made of ground-up trap rock. The larger these symbols are printed, the better they get. As a para-painter, Mr. Siskind has no equal, especially when inspired by the folk art of Brazilian cities like Bahia and Salvador. The ''mural'' of overlapping boards decorated with red and yellow diamonds is the first image in the show to catch the eye.</w:t>
-        <w:br/>
-        <w:t>But what magnetizes from afar disappoints at close range, for the lame reason that it is not the painting it appears to be but a photograph of a painting. Being at the same time perfect and fraudulent, the picture revives the ancient dispute between photography and art.</w:t>
-        <w:br/>
-        <w:t>Perhaps because of this, the works that prove most memorable are those about reality, and chief among them are the studies of Hawaiian lava. Here, Mr. Siskind becomes a true automatist, taking nature as it comes. That the pipes and pillows of lava occasionally suggest figures consumed by a cataclysm is the least of it. Nature is in charge, and the photographer is her servant, seemingly unaware of himself and of other mortals' achievements.</w:t>
-        <w:br/>
-        <w:t>The works by Aaron Siskind remain through Sept. 15 at the Joseloff Gallery at the University of Hartford, in West Hartford.</w:t>
-        <w:br/>
-        <w:br/>
-        <w:t>Graphic</w:t>
-        <w:br/>
-        <w:br/>
-        <w:t xml:space="preserve"> </w:t>
-        <w:br/>
-        <w:t>Photos; ''Pleasures and Terrors of Levitation,'' left, and ''Providence 62,'' both by Aaron Siskind, on display at the University of Hartford's Joseloff Gallery</w:t>
+        <w:t>DRAWING (DRAWING BY RADIO)</w:t>
       </w:r>
     </w:p>
     <w:sectPr>

--- a/example_articles/immigration_status/Immigrant/2.immigration_status_Immigrant_New_York_Times.docx
+++ b/example_articles/immigration_status/Immigrant/2.immigration_status_Immigrant_New_York_Times.docx
@@ -7,7 +7,7 @@
         <w:pStyle w:val="Heading1"/>
       </w:pPr>
       <w:r>
-        <w:t>How to Write a Love Letter; Tip</w:t>
+        <w:t>Fitting Messenger for News the President Was Uncomfortable Delivering</w:t>
       </w:r>
     </w:p>
     <w:p>
@@ -17,17 +17,17 @@
     </w:p>
     <w:p>
       <w:r>
-        <w:t>Date: 2017-09-01</w:t>
+        <w:t>Date: 2017-09-06</w:t>
       </w:r>
     </w:p>
     <w:p>
       <w:r>
-        <w:t>Section: MAGAZINE</w:t>
+        <w:t>Section: Section A; Column 0; National Desk; Pg. 16</w:t>
       </w:r>
     </w:p>
     <w:p>
       <w:r>
-        <w:t>Source file: NYT/16.DOCX</w:t>
+        <w:t>Source file: NYT/25.DOCX</w:t>
       </w:r>
     </w:p>
     <w:p>
@@ -49,19 +49,66 @@
     </w:p>
     <w:p>
       <w:r>
-        <w:t>''You need a minimum of one hour,'' says Sonia Cancian, an assistant professor of history at Zayed University in Dubai. Find a quiet place away from distractions and spend time just thinking about what you want to communicate. ''A letter has a remarkable way of transpiring feelings, emotions, honesty, sincerity and authenticity,'' says Cancian, who insists on the singular power of a love letter even in the era of more immediate communication methods like video chat or texting.</w:t>
+        <w:t>WASHINGTON -- As an up-and-coming politician in Alabama, Jeff Sessions watched as his state's poultry industry illegally hired Mexican and Central American immigrants to jobs that had once been filled by poor, unskilled American workers. As a senator, Mr. Sessions argued that displaced American workers like these -- not the people replacing them -- deserved compassion.</w:t>
         <w:br/>
-        <w:t>You don't have to be highly educated, or a natural poet, to write about love; it is enough to be heartfelt (and a bit hyperbolic). If you feel stymied, include shared cultural references to movies, song lyrics or novels. As part of her research, Cancian reviewed roughly 450 missives sent between two young, working-­class Italian lovers between 1946 and 1949, many of them trans-­Atlantic dispatches between Venice and Mont­real that contain snippets of opera libretto.</w:t>
+        <w:t xml:space="preserve">So when President Trump chose Mr. Sessions, now the attorney general, to announce on Tuesday the end of an Obama-era immigration program that shielded young immigrants from deportation, there was no doubt what message he would deliver. Mr. Trump has expressed conflicting emotions about those who were brought to the country as children, but Mr. Sessions expressed no such qualms. </w:t>
         <w:br/>
-        <w:t>''Play with the notion of time,'' Cancian says — love letters often describe hours spent together as going quickly and hours spent apart as painfully slow. Writing about celestial bodies like constellations can help create a sense of intimacy, as if by looking skyward you can be drawn closer together by your mutual smallness against the immensity of galaxies.</w:t>
+        <w:t xml:space="preserve">  ''There is nothing compassionate about the failure to enforce immigration laws,'' Mr. Sessions said.</w:t>
         <w:br/>
-        <w:t>But don't get too spacey. ''You have to strike a balance between poetry and descriptions of everyday life,'' Cancian says. Many of the hundreds of migrant letters Cancian has studied read like diaries, chronicling the mundanity of work, meals, weather. Be specific. ''When you're in love with someone, you want to know what world surrounds them,'' Cancian says. A love-­letter author should always write for an audience of one, despite the existence of an academic profession in which reading other people's letters is so important.</w:t>
+        <w:t xml:space="preserve">  Just a few weeks ago, Mr. Trump was so enraged that Mr. Sessions had recused himself from a Justice Department investigation into Russian meddling into the 2016 presidential election that Mr. Trump publicly expressed his regrets about making him the nation's chief law enforcement official. The president criticized Mr. Sessions so often that he seemed to be encouraging him to quit. But Mr. Sessions, the first senator to endorse Mr. Trump in the campaign and his first cabinet appointment, endured.</w:t>
         <w:br/>
-        <w:t>In the post-­World War II letters Cancian researches, social mores of the time relegated sex and physical intimacy to the subtext. Today you can send erotic letters if you want, but subtlety sometimes proves more potent. ''Being very explicit about sex can take something away,'' she says. ''It leaves less to the imagination.''</w:t>
+        <w:t xml:space="preserve">  And on Tuesday, Mr. Sessions not only served as the administration's spokesman, he also spoke directly to Mr. Trump's base in a blunt, uncompromising way that the president himself was uncomfortable doing.</w:t>
         <w:br/>
-        <w:t>Sign up for our newsletter to get the best of The New York Times Magazine delivered to your inbox every week.</w:t>
+        <w:t xml:space="preserve">  ''The White House needed him to do this because I don't think Trump would have delivered a convincing performance,'' said Mark Krikorian, a Sessions ally and the executive director of the Center for Immigration Studies. ''His own body language and ad-libbing would have undercut his message.''</w:t>
         <w:br/>
-        <w:t>DRAWING (DRAWING BY RADIO)</w:t>
+        <w:t xml:space="preserve">  Mr. Trump campaigned on a promise to end the Deferred Action for Childhood Arrivals program, an executive action known as DACA. That program shielded hundreds of thousands of immigrants who illegally arrived in the United States as children. But as president, he has chafed at being seen as punishing children for the crimes of their parents.</w:t>
+        <w:br/>
+        <w:t xml:space="preserve">  Mr. Trump has purged the White House of some hard-line voices, like Stephen K. Bannon, his former chief strategist, but Mr. Sessions is not alone in his hard-line views. Mr. Sessions's longtime aide, Stephen Miller, is a senior White House policy adviser who shares his former boss's strident views on immigration. But on the opposite side are two formidable foes -- the president's daughter Ivanka Trump and his son-in-law, Jared Kushner, who are both White House advisers and encouraged Mr. Trump to extend protections to the estimated 800,000 people protected under DACA.</w:t>
+        <w:br/>
+        <w:t xml:space="preserve">  ''I think he's genuinely uncomfortable,'' Mr. Krikorian said, referring to the president. ''And I'm sure he's constantly hearing from his daughter, 'Oh, Daddy, look at the little babies.'''</w:t>
+        <w:br/>
+        <w:t xml:space="preserve">  But if the president was torn, Mr. Sessions had no such doubts and has argued that the nation's compassion is being manipulated and misplaced.</w:t>
+        <w:br/>
+        <w:t xml:space="preserve">  For years, he has encouraged politicians to speak to the millions of working Americans who have been frozen out of the immigration debate. He helped kill bipartisan immigration legislation and delivered impassioned speeches about the moral and legal obligation of strict border enforcement. And he was a key architect of Mr. Trump's populist ''America First'' campaign agenda.</w:t>
+        <w:br/>
+        <w:t xml:space="preserve">  Tuesday's speech gave Mr. Sessions his highest profile platform for those arguments. Reading his speech and taking no questions, he revisited many of the themes of his Senate years, declaring that the government's first obligation is to ensure the well-being of its citizens.</w:t>
+        <w:br/>
+        <w:t xml:space="preserve">  ''Enforcing the law saves lives, protects communities and taxpayers, and prevents human suffering,'' Mr. Sessions said. ''Failure to enforce the laws in the past has put our nation at risk of crime, violence and even terrorism.''</w:t>
+        <w:br/>
+        <w:t xml:space="preserve">  Roy Beck, whose group, NumbersUSA, advocates restricting immigration, watched the address and saw vintage Mr. Sessions, a man whom he has counted as an ally for decades.</w:t>
+        <w:br/>
+        <w:t xml:space="preserve">  ''I was loving it,'' Mr. Beck said. ''I miss watching these on the Senate floor.''</w:t>
+        <w:br/>
+        <w:t xml:space="preserve">  The White House and Justice Department said Mr. Sessions made Tuesday's announcement because it was a question of law.</w:t>
+        <w:br/>
+        <w:t xml:space="preserve">  In his remarks, Mr. Sessions said that President Barack Obama's original executive action was unconstitutional, but did not explain how. He cited a federal appeals court ruling last year that blocked a similar immigration order, but that ruling did not say the executive action was unconstitutional. The Justice Department released no legal memos explaining Mr. Trump's decision, and it did not elaborate on Mr. Sessions's remarks about constitutionality.</w:t>
+        <w:br/>
+        <w:t xml:space="preserve">  ''This is clearly the president's decision and comes out of the White House, but it was interesting to see it was going to be delivered by the attorney general,'' Mr. Beck said. ''There's no question the attorney general certainly stepped up to the plate, and, I think, was a tremendous spokesperson for the administration today.''</w:t>
+        <w:br/>
+        <w:t xml:space="preserve">  Mr. Trump came to office promising a hard line on immigration. He said he would build a wall along the southern border with Mexico to keep out ''rapists,'' ''killers'' and ''bad hombres.'' And he promised to increase deportations protect American jobs. But Tuesday was not the first time that Mr. Sessions struck a sharper chord than Mr. Trump on the president's signature issue.</w:t>
+        <w:br/>
+        <w:t xml:space="preserve">  Mr. Sessions, born into poverty in the Deep South, nurtured and shaped the immigration views of Mr. Trump, a scion of a New York real estate empire. In January 2015, months before Mr. Trump entered the presidential race, Mr. Sessions issued a lengthy memo to his congressional colleagues and predicted that a Republican candidate who spoke to the working class about immigration could win the White House.</w:t>
+        <w:br/>
+        <w:t xml:space="preserve">  ''For decades, the American people have begged and pleaded for a just and lawful system of immigration that serves their interests,'' Mr. Sessions wrote. He added, ''Speak to that constituency -- with clarity and compassion -- and change the issue forever.''</w:t>
+        <w:br/>
+        <w:t xml:space="preserve">  Mr. Sessions revisited those themes on Tuesday.</w:t>
+        <w:br/>
+        <w:t xml:space="preserve">  Supporters of DACA say it is cruel to take away a benefit from people who had no choice but to come to the United States. Mr. Sessions instead suggested that it caused ''terrible humanitarian consequences'' by encouraging people to take young children on a dangerous trip across the border.</w:t>
+        <w:br/>
+        <w:t xml:space="preserve">  And speaking to Mr. Trump's dilemma, Mr. Sessions said that the decision showed no animus to the many people who would soon face the threat of deportation. ''This does not mean they are bad people or that our nation disrespects or demeans them in any way,'' Mr. Sessions said. ''It means we are properly enforcing our laws.''</w:t>
+        <w:br/>
+        <w:t xml:space="preserve">  Get politics and Washington news updates via Facebook, Twitter and the Morning Briefing newsletter.</w:t>
+        <w:br/>
+        <w:br/>
+        <w:t>https://www.nytimes.com/2017/09/05/us/politics/jeff-sessions-daca-immigration.html</w:t>
+        <w:br/>
+        <w:br/>
+        <w:t>Graphic</w:t>
+        <w:br/>
+        <w:br/>
+        <w:t xml:space="preserve"> </w:t>
+        <w:br/>
+        <w:t>PHOTO: Attorney General Jeff Sessions told reporters, ''There is nothing compassionate about the failure to enforce immigration laws.'' (PHOTOGRAPH BY TOM BRENNER/THE NEW YORK TIMES)</w:t>
       </w:r>
     </w:p>
     <w:sectPr>
